--- a/Logbook.docx
+++ b/Logbook.docx
@@ -1,201 +1,201 @@
 
 <file path=word/document.xml><?xml version="1.0" encoding="utf-8"?>
-<w:document xmlns:mc="http://schemas.openxmlformats.org/markup-compatibility/2006" xmlns:o="urn:schemas-microsoft-com:office:office" xmlns:r="http://schemas.openxmlformats.org/officeDocument/2006/relationships" xmlns:m="http://schemas.openxmlformats.org/officeDocument/2006/math" xmlns:v="urn:schemas-microsoft-com:vml" xmlns:wp="http://schemas.openxmlformats.org/drawingml/2006/wordprocessingDrawing" xmlns:w10="urn:schemas-microsoft-com:office:word" xmlns:w="http://schemas.openxmlformats.org/wordprocessingml/2006/main" xmlns:wne="http://schemas.microsoft.com/office/word/2006/wordml" xmlns:sl="http://schemas.openxmlformats.org/schemaLibrary/2006/main" xmlns:a="http://schemas.openxmlformats.org/drawingml/2006/main" xmlns:pic="http://schemas.openxmlformats.org/drawingml/2006/picture" xmlns:c="http://schemas.openxmlformats.org/drawingml/2006/chart" xmlns:lc="http://schemas.openxmlformats.org/drawingml/2006/lockedCanvas" xmlns:dgm="http://schemas.openxmlformats.org/drawingml/2006/diagram" xmlns:wps="http://schemas.microsoft.com/office/word/2010/wordprocessingShape" xmlns:wpg="http://schemas.microsoft.com/office/word/2010/wordprocessingGroup" xmlns:w14="http://schemas.microsoft.com/office/word/2010/wordml" xmlns:w15="http://schemas.microsoft.com/office/word/2012/wordml" xmlns:w16="http://schemas.microsoft.com/office/word/2018/wordml" xmlns:w16cex="http://schemas.microsoft.com/office/word/2018/wordml/cex" xmlns:w16cid="http://schemas.microsoft.com/office/word/2016/wordml/cid" xmlns="http://schemas.microsoft.com/office/tasks/2019/documenttasks" xmlns:cr="http://schemas.microsoft.com/office/comments/2020/reactions">
+<w:document xmlns:w="http://schemas.openxmlformats.org/wordprocessingml/2006/main" xmlns:r="http://schemas.openxmlformats.org/officeDocument/2006/relationships" xmlns:wps="http://schemas.microsoft.com/office/word/2010/wordprocessingShape" xmlns:mc="http://schemas.openxmlformats.org/markup-compatibility/2006" xmlns:w10="urn:schemas-microsoft-com:office:word" xmlns:v="urn:schemas-microsoft-com:vml" xmlns:wp14="http://schemas.microsoft.com/office/word/2010/wordprocessingDrawing" xmlns:wpg="http://schemas.microsoft.com/office/word/2010/wordprocessingGroup" xmlns:wpc="http://schemas.microsoft.com/office/word/2010/wordprocessingCanvas" xmlns:w14="http://schemas.microsoft.com/office/word/2010/wordml" xmlns:w15="http://schemas.microsoft.com/office/word/2012/wordml" xmlns:cx1="http://schemas.microsoft.com/office/drawing/2015/9/8/chartex" xmlns:cx2="http://schemas.microsoft.com/office/drawing/2015/10/21/chartex" mc:Ignorable="wp14 w14 w15">
   <w:body>
     <w:p>
       <w:pPr>
-        <w:spacing w:line="480" w:lineRule="auto"/>
+        <w:spacing w:lineRule="auto" w:line="480" w:beforeAutospacing="0" w:afterAutospacing="0"/>
         <w:jc w:val="center"/>
         <w:rPr>
-          <w:rFonts w:ascii="Impact" w:cs="Impact" w:eastAsia="Impact" w:hAnsi="Impact"/>
+          <w:rFonts w:ascii="Impact" w:hAnsi="Impact" w:cs="Impact" w:eastAsia="Impact"/>
           <w:sz w:val="40"/>
           <w:szCs w:val="40"/>
         </w:rPr>
       </w:pPr>
       <w:r>
         <w:rPr>
-          <w:rFonts w:ascii="Impact" w:cs="Impact" w:eastAsia="Impact" w:hAnsi="Impact"/>
+          <w:rFonts w:ascii="Impact" w:hAnsi="Impact" w:cs="Impact" w:eastAsia="Impact"/>
           <w:sz w:val="40"/>
           <w:szCs w:val="40"/>
           <w:rtl w:val="0"/>
         </w:rPr>
-        <w:t xml:space="preserve">Logbook</w:t>
-      </w:r>
-    </w:p>
-    <w:p>
-      <w:pPr>
-        <w:spacing w:line="480" w:lineRule="auto"/>
+        <w:t>Logbook</w:t>
+      </w:r>
+    </w:p>
+    <w:p>
+      <w:pPr>
+        <w:spacing w:lineRule="auto" w:line="480" w:beforeAutospacing="0" w:afterAutospacing="0"/>
         <w:jc w:val="center"/>
         <w:rPr>
-          <w:rFonts w:ascii="Impact" w:cs="Impact" w:eastAsia="Impact" w:hAnsi="Impact"/>
+          <w:rFonts w:ascii="Impact" w:hAnsi="Impact" w:cs="Impact" w:eastAsia="Impact"/>
           <w:sz w:val="40"/>
           <w:szCs w:val="40"/>
         </w:rPr>
       </w:pPr>
       <w:r>
         <w:rPr>
-          <w:rFonts w:ascii="Impact" w:cs="Impact" w:eastAsia="Impact" w:hAnsi="Impact"/>
+          <w:rFonts w:ascii="Impact" w:hAnsi="Impact" w:cs="Impact" w:eastAsia="Impact"/>
           <w:sz w:val="40"/>
           <w:szCs w:val="40"/>
           <w:rtl w:val="0"/>
         </w:rPr>
-        <w:t xml:space="preserve">ECET 230-002</w:t>
-      </w:r>
-    </w:p>
-    <w:p>
-      <w:pPr>
-        <w:spacing w:line="480" w:lineRule="auto"/>
+        <w:t>ECET 230-002</w:t>
+      </w:r>
+    </w:p>
+    <w:p>
+      <w:pPr>
+        <w:spacing w:lineRule="auto" w:line="480" w:beforeAutospacing="0" w:afterAutospacing="0"/>
         <w:jc w:val="center"/>
         <w:rPr>
-          <w:rFonts w:ascii="Impact" w:cs="Impact" w:eastAsia="Impact" w:hAnsi="Impact"/>
+          <w:rFonts w:ascii="Impact" w:hAnsi="Impact" w:cs="Impact" w:eastAsia="Impact"/>
           <w:sz w:val="40"/>
           <w:szCs w:val="40"/>
         </w:rPr>
       </w:pPr>
       <w:r>
         <w:rPr>
-          <w:rFonts w:ascii="Impact" w:cs="Impact" w:eastAsia="Impact" w:hAnsi="Impact"/>
+          <w:rFonts w:ascii="Impact" w:hAnsi="Impact" w:cs="Impact" w:eastAsia="Impact"/>
           <w:sz w:val="40"/>
           <w:szCs w:val="40"/>
           <w:rtl w:val="0"/>
         </w:rPr>
-        <w:t xml:space="preserve">Maynor Roldan-Marin &amp; Joshua Arriola</w:t>
-      </w:r>
-    </w:p>
-    <w:p>
-      <w:pPr>
-        <w:spacing w:line="480" w:lineRule="auto"/>
-        <w:rPr>
-          <w:rFonts w:ascii="Times New Roman" w:cs="Times New Roman" w:eastAsia="Times New Roman" w:hAnsi="Times New Roman"/>
-          <w:sz w:val="24"/>
-          <w:szCs w:val="24"/>
-        </w:rPr>
-      </w:pPr>
-      <w:r>
-        <w:rPr>
-          <w:rFonts w:ascii="Times New Roman" w:cs="Times New Roman" w:eastAsia="Times New Roman" w:hAnsi="Times New Roman"/>
+        <w:t>Maynor Roldan-Marin &amp; Joshua Arriola</w:t>
+      </w:r>
+    </w:p>
+    <w:p>
+      <w:pPr>
+        <w:spacing w:lineRule="auto" w:line="480" w:beforeAutospacing="0" w:afterAutospacing="0"/>
+        <w:rPr>
+          <w:rFonts w:ascii="Times New Roman" w:hAnsi="Times New Roman" w:cs="Times New Roman" w:eastAsia="Times New Roman"/>
+          <w:sz w:val="24"/>
+          <w:szCs w:val="24"/>
+        </w:rPr>
+      </w:pPr>
+      <w:r>
+        <w:rPr>
+          <w:rFonts w:ascii="Times New Roman" w:hAnsi="Times New Roman" w:cs="Times New Roman" w:eastAsia="Times New Roman"/>
           <w:b w:val="1"/>
           <w:bCs w:val="1"/>
           <w:sz w:val="24"/>
           <w:szCs w:val="24"/>
           <w:rtl w:val="0"/>
         </w:rPr>
-        <w:t xml:space="preserve">Journal Entry #1 POC concept design process</w:t>
-      </w:r>
-      <w:r>
-        <w:rPr>
-          <w:rFonts w:ascii="Times New Roman" w:cs="Times New Roman" w:eastAsia="Times New Roman" w:hAnsi="Times New Roman"/>
-          <w:sz w:val="24"/>
-          <w:szCs w:val="24"/>
-          <w:rtl w:val="0"/>
-        </w:rPr>
-        <w:t xml:space="preserve">:</w:t>
-      </w:r>
-    </w:p>
-    <w:p>
-      <w:pPr>
-        <w:spacing w:after="120" w:before="120" w:line="480" w:lineRule="auto"/>
+        <w:t>Journal Entry #1 POC concept design process</w:t>
+      </w:r>
+      <w:r>
+        <w:rPr>
+          <w:rFonts w:ascii="Times New Roman" w:hAnsi="Times New Roman" w:cs="Times New Roman" w:eastAsia="Times New Roman"/>
+          <w:sz w:val="24"/>
+          <w:szCs w:val="24"/>
+          <w:rtl w:val="0"/>
+        </w:rPr>
+        <w:t>:</w:t>
+      </w:r>
+    </w:p>
+    <w:p>
+      <w:pPr>
+        <w:spacing w:lineRule="auto" w:line="480" w:before="120" w:after="120" w:beforeAutospacing="0" w:afterAutospacing="0"/>
         <w:ind w:firstLine="720"/>
         <w:rPr>
-          <w:rFonts w:ascii="Times New Roman" w:cs="Times New Roman" w:eastAsia="Times New Roman" w:hAnsi="Times New Roman"/>
-          <w:sz w:val="24"/>
-          <w:szCs w:val="24"/>
-        </w:rPr>
-      </w:pPr>
-      <w:r>
-        <w:rPr>
-          <w:rFonts w:ascii="Times New Roman" w:cs="Times New Roman" w:eastAsia="Times New Roman" w:hAnsi="Times New Roman"/>
-          <w:sz w:val="24"/>
-          <w:szCs w:val="24"/>
-          <w:rtl w:val="0"/>
-        </w:rPr>
-        <w:t xml:space="preserve">To begin our journey to creating a custom circuit board. We were told in class to first create a proof-of-concept device to show that what we wanted to create is indeed possible, either using breadboards or developer microboards. Our professor suggested starting small by using a piece of cardboard or a box from a store product, which got us thinking about whether people had done that before. To both of our surprise, yes, many people have actually first started off doing that. We had to do some research to figure out how to create a POC (proof of concept), so we searched YouTube and online communities to get an idea of how to create one.</w:t>
-      </w:r>
-    </w:p>
-    <w:p>
-      <w:pPr>
-        <w:spacing w:after="120" w:before="120" w:line="480" w:lineRule="auto"/>
+          <w:rFonts w:ascii="Times New Roman" w:hAnsi="Times New Roman" w:cs="Times New Roman" w:eastAsia="Times New Roman"/>
+          <w:sz w:val="24"/>
+          <w:szCs w:val="24"/>
+        </w:rPr>
+      </w:pPr>
+      <w:r>
+        <w:rPr>
+          <w:rFonts w:ascii="Times New Roman" w:hAnsi="Times New Roman" w:cs="Times New Roman" w:eastAsia="Times New Roman"/>
+          <w:sz w:val="24"/>
+          <w:szCs w:val="24"/>
+          <w:rtl w:val="0"/>
+        </w:rPr>
+        <w:t>To begin our journey to creating a custom circuit board. We were told in class to first create a proof-of-concept device to show that what we wanted to create is indeed possible, either using breadboards or developer microboards. Our professor suggested starting small by using a piece of cardboard or a box from a store product, which got us thinking about whether people had done that before. To both of our surprise, yes, many people have actually first started off doing that. We had to do some research to figure out how to create a POC (proof of concept), so we searched YouTube and online communities to get an idea of how to create one.</w:t>
+      </w:r>
+    </w:p>
+    <w:p>
+      <w:pPr>
+        <w:spacing w:lineRule="auto" w:line="480" w:before="120" w:after="120" w:beforeAutospacing="0" w:afterAutospacing="0"/>
         <w:ind w:firstLine="720"/>
         <w:rPr>
-          <w:rFonts w:ascii="Times New Roman" w:cs="Times New Roman" w:eastAsia="Times New Roman" w:hAnsi="Times New Roman"/>
-          <w:sz w:val="24"/>
-          <w:szCs w:val="24"/>
-        </w:rPr>
-      </w:pPr>
-      <w:r>
-        <w:rPr>
-          <w:rFonts w:ascii="Times New Roman" w:cs="Times New Roman" w:eastAsia="Times New Roman" w:hAnsi="Times New Roman"/>
-          <w:sz w:val="24"/>
-          <w:szCs w:val="24"/>
-          <w:rtl w:val="0"/>
-        </w:rPr>
-        <w:t xml:space="preserve">During our search, we learned from two internet influencers which dev board we should use to build our concept. The two influencers were Joe Scotto and another influencer who goes by the nickname Djambo (his full name is not disclosed on YouTube or GitHub). In both of their YouTube channels, they should use a method called hand soldering. Which is grabbing some diodes, some keyswitches, some silicone wires, a soldering pen, and lastly a dev board. The dev board that was featured in both videos was a model called “Arduino Pro Micro,” which operates at 5 volts and 16MHz (megahertz). What we learned was that by soldering a diode and wire to a keyswitch of our choosing, we were creating a physical keyboard matrix (a grid of rows and columns made by wires where a keyswitch is placed in the middle of certain points of the grid).</w:t>
-      </w:r>
-    </w:p>
-    <w:p>
-      <w:pPr>
-        <w:spacing w:after="120" w:before="120" w:line="480" w:lineRule="auto"/>
+          <w:rFonts w:ascii="Times New Roman" w:hAnsi="Times New Roman" w:cs="Times New Roman" w:eastAsia="Times New Roman"/>
+          <w:sz w:val="24"/>
+          <w:szCs w:val="24"/>
+        </w:rPr>
+      </w:pPr>
+      <w:r>
+        <w:rPr>
+          <w:rFonts w:ascii="Times New Roman" w:hAnsi="Times New Roman" w:cs="Times New Roman" w:eastAsia="Times New Roman"/>
+          <w:sz w:val="24"/>
+          <w:szCs w:val="24"/>
+          <w:rtl w:val="0"/>
+        </w:rPr>
+        <w:t>During our search, we learned from two internet influencers which dev board we should use to build our concept. The two influencers were Joe Scotto and another influencer who goes by the nickname Djambo (his full name is not disclosed on YouTube or GitHub). In both of their YouTube channels, they should use a method called hand soldering. Which is grabbing some diodes, some keyswitches, some silicone wires, a soldering pen, and lastly a dev board. The dev board that was featured in both videos was a model called “Arduino Pro Micro,” which operates at 5 volts and 16MHz (megahertz). What we learned was that by soldering a diode and wire to a keyswitch of our choosing, we were creating a physical keyboard matrix (a grid of rows and columns made by wires where a keyswitch is placed in the middle of certain points of the grid).</w:t>
+      </w:r>
+    </w:p>
+    <w:p>
+      <w:pPr>
+        <w:spacing w:lineRule="auto" w:line="480" w:before="120" w:after="120" w:beforeAutospacing="0" w:afterAutospacing="0"/>
         <w:ind w:firstLine="720"/>
         <w:rPr>
-          <w:rFonts w:ascii="Times New Roman" w:cs="Times New Roman" w:eastAsia="Times New Roman" w:hAnsi="Times New Roman"/>
-          <w:sz w:val="24"/>
-          <w:szCs w:val="24"/>
-        </w:rPr>
-      </w:pPr>
-      <w:r>
-        <w:rPr>
-          <w:rFonts w:ascii="Times New Roman" w:cs="Times New Roman" w:eastAsia="Times New Roman" w:hAnsi="Times New Roman"/>
-          <w:sz w:val="24"/>
-          <w:szCs w:val="24"/>
-          <w:rtl w:val="0"/>
-        </w:rPr>
-        <w:t xml:space="preserve">Once we learned how to create a physical keyboard matrix, we decided to create two types: a 2-key switch prototype and a 16-key switch prototype. Once we had constructed those, we needed to learn how to code the command inputs and install the code on the dev board. The reason is that those boards do not work out of the box. We actually needed to go through a bit of a process to get to the code sent to the dev board, using 3 applications. The applications were Visual Source Code (coding and mapping keycodes), QMK MSYS (allows us to create a new keyboard layout instead of using presets), and lastly QMK Tool Box (to flash and configure the key mapping on the device we made). The 16-key version actually failed due to faulty hardware, as it compiled and was sent to the dev board; however, the 2-key switch model was a success.</w:t>
-      </w:r>
-    </w:p>
-    <w:p>
-      <w:pPr>
-        <w:spacing w:line="480" w:lineRule="auto"/>
-        <w:ind w:left="0" w:firstLine="0"/>
-        <w:rPr>
-          <w:rFonts w:ascii="Times New Roman" w:cs="Times New Roman" w:eastAsia="Times New Roman" w:hAnsi="Times New Roman"/>
-          <w:sz w:val="24"/>
-          <w:szCs w:val="24"/>
-        </w:rPr>
-      </w:pPr>
-      <w:r>
-        <w:rPr>
-          <w:rFonts w:ascii="Times New Roman" w:cs="Times New Roman" w:eastAsia="Times New Roman" w:hAnsi="Times New Roman"/>
+          <w:rFonts w:ascii="Times New Roman" w:hAnsi="Times New Roman" w:cs="Times New Roman" w:eastAsia="Times New Roman"/>
+          <w:sz w:val="24"/>
+          <w:szCs w:val="24"/>
+        </w:rPr>
+      </w:pPr>
+      <w:r>
+        <w:rPr>
+          <w:rFonts w:ascii="Times New Roman" w:hAnsi="Times New Roman" w:cs="Times New Roman" w:eastAsia="Times New Roman"/>
+          <w:sz w:val="24"/>
+          <w:szCs w:val="24"/>
+          <w:rtl w:val="0"/>
+        </w:rPr>
+        <w:t>Once we learned how to create a physical keyboard matrix, we decided to create two types: a 2-key switch prototype and a 16-key switch prototype. Once we had constructed those, we needed to learn how to code the command inputs and install the code on the dev board. The reason is that those boards do not work out of the box. We actually needed to go through a bit of a process to get to the code sent to the dev board, using 3 applications. The applications were Visual Source Code (coding and mapping keycodes), QMK MSYS (allows us to create a new keyboard layout instead of using presets), and lastly QMK Tool Box (to flash and configure the key mapping on the device we made). The 16-key version actually failed due to faulty hardware, as it compiled and was sent to the dev board; however, the 2-key switch model was a success.</w:t>
+      </w:r>
+    </w:p>
+    <w:p>
+      <w:pPr>
+        <w:spacing w:lineRule="auto" w:line="480" w:beforeAutospacing="0" w:afterAutospacing="0"/>
+        <w:ind w:firstLine="0" w:left="0"/>
+        <w:rPr>
+          <w:rFonts w:ascii="Times New Roman" w:hAnsi="Times New Roman" w:cs="Times New Roman" w:eastAsia="Times New Roman"/>
+          <w:sz w:val="24"/>
+          <w:szCs w:val="24"/>
+        </w:rPr>
+      </w:pPr>
+      <w:r>
+        <w:rPr>
+          <w:rFonts w:ascii="Times New Roman" w:hAnsi="Times New Roman" w:cs="Times New Roman" w:eastAsia="Times New Roman"/>
           <w:b w:val="1"/>
           <w:bCs w:val="1"/>
           <w:sz w:val="24"/>
           <w:szCs w:val="24"/>
           <w:rtl w:val="0"/>
         </w:rPr>
-        <w:t xml:space="preserve">Journal Entry #2 Designing The Keyboard In Kicad Schematic</w:t>
-      </w:r>
-      <w:r>
-        <w:rPr>
-          <w:rFonts w:ascii="Times New Roman" w:cs="Times New Roman" w:eastAsia="Times New Roman" w:hAnsi="Times New Roman"/>
-          <w:sz w:val="24"/>
-          <w:szCs w:val="24"/>
-          <w:rtl w:val="0"/>
-        </w:rPr>
-        <w:t xml:space="preserve">:</w:t>
-      </w:r>
-    </w:p>
-    <w:p>
-      <w:pPr>
-        <w:spacing w:line="480" w:lineRule="auto"/>
-        <w:ind w:left="0" w:firstLine="0"/>
-        <w:rPr>
-          <w:rFonts w:ascii="Times New Roman" w:cs="Times New Roman" w:eastAsia="Times New Roman" w:hAnsi="Times New Roman"/>
-          <w:sz w:val="24"/>
-          <w:szCs w:val="24"/>
-        </w:rPr>
-      </w:pPr>
-      <w:r>
-        <w:rPr>
-          <w:rFonts w:ascii="Times New Roman" w:cs="Times New Roman" w:eastAsia="Times New Roman" w:hAnsi="Times New Roman"/>
+        <w:t>Journal Entry #2 Designing The Keyboard In Kicad Schematic</w:t>
+      </w:r>
+      <w:r>
+        <w:rPr>
+          <w:rFonts w:ascii="Times New Roman" w:hAnsi="Times New Roman" w:cs="Times New Roman" w:eastAsia="Times New Roman"/>
+          <w:sz w:val="24"/>
+          <w:szCs w:val="24"/>
+          <w:rtl w:val="0"/>
+        </w:rPr>
+        <w:t>:</w:t>
+      </w:r>
+    </w:p>
+    <w:p>
+      <w:pPr>
+        <w:spacing w:lineRule="auto" w:line="480" w:beforeAutospacing="0" w:afterAutospacing="0"/>
+        <w:ind w:firstLine="0" w:left="0"/>
+        <w:rPr>
+          <w:rFonts w:ascii="Times New Roman" w:hAnsi="Times New Roman" w:cs="Times New Roman" w:eastAsia="Times New Roman"/>
+          <w:sz w:val="24"/>
+          <w:szCs w:val="24"/>
+        </w:rPr>
+      </w:pPr>
+      <w:r>
+        <w:rPr>
+          <w:rFonts w:ascii="Times New Roman" w:hAnsi="Times New Roman" w:cs="Times New Roman" w:eastAsia="Times New Roman"/>
           <w:sz w:val="24"/>
           <w:szCs w:val="24"/>
           <w:rtl w:val="0"/>
@@ -206,126 +206,121 @@
     </w:p>
     <w:p>
       <w:pPr>
-        <w:spacing w:line="480" w:lineRule="auto"/>
-        <w:ind w:left="0" w:firstLine="0"/>
-        <w:rPr>
-          <w:rFonts w:ascii="Times New Roman" w:cs="Times New Roman" w:eastAsia="Times New Roman" w:hAnsi="Times New Roman"/>
-          <w:sz w:val="24"/>
-          <w:szCs w:val="24"/>
-        </w:rPr>
-      </w:pPr>
-      <w:r>
-        <w:rPr>
-          <w:rFonts w:ascii="Times New Roman" w:cs="Times New Roman" w:eastAsia="Times New Roman" w:hAnsi="Times New Roman"/>
+        <w:spacing w:lineRule="auto" w:line="480" w:beforeAutospacing="0" w:afterAutospacing="0"/>
+        <w:ind w:firstLine="0" w:left="0"/>
+        <w:rPr>
+          <w:rFonts w:ascii="Times New Roman" w:hAnsi="Times New Roman" w:cs="Times New Roman" w:eastAsia="Times New Roman"/>
+          <w:sz w:val="24"/>
+          <w:szCs w:val="24"/>
+        </w:rPr>
+      </w:pPr>
+      <w:r>
+        <w:rPr>
+          <w:rFonts w:ascii="Times New Roman" w:hAnsi="Times New Roman" w:cs="Times New Roman" w:eastAsia="Times New Roman"/>
           <w:sz w:val="24"/>
           <w:szCs w:val="24"/>
           <w:rtl w:val="0"/>
         </w:rPr>
         <w:tab/>
-        <w:t xml:space="preserve">We went through about 5 different schematic versions of the keyboard design because the first version used a Raspberry Pi, which we were not permitted to use. The second version had a dev board that was also not allowed to be used, and the 3rd had the correct chip we needed, but the hot-swappable sockets were not the correct versions we needed (more on that later). The 4th version was missing a part that we needed, which was the USB-C pull-downs, and not enough pins for the previous microcontroller we picked out. The 5th version was the one we settled on after many edits and additions to make it compatible with the objectives we set for ourselves.</w:t>
-      </w:r>
-    </w:p>
-    <w:p>
-      <w:pPr>
-        <w:spacing w:line="480" w:lineRule="auto"/>
-        <w:ind w:left="0" w:firstLine="0"/>
-        <w:rPr>
-          <w:rFonts w:ascii="Times New Roman" w:cs="Times New Roman" w:eastAsia="Times New Roman" w:hAnsi="Times New Roman"/>
-          <w:sz w:val="24"/>
-          <w:szCs w:val="24"/>
-        </w:rPr>
-      </w:pPr>
-      <w:r>
-        <w:rPr>
-          <w:rtl w:val="0"/>
-        </w:rPr>
-      </w:r>
-    </w:p>
-    <w:p>
-      <w:pPr>
-        <w:spacing w:line="480" w:lineRule="auto"/>
-        <w:ind w:left="0" w:firstLine="0"/>
-        <w:rPr>
-          <w:rFonts w:ascii="Times New Roman" w:cs="Times New Roman" w:eastAsia="Times New Roman" w:hAnsi="Times New Roman"/>
-          <w:sz w:val="24"/>
-          <w:szCs w:val="24"/>
-        </w:rPr>
-      </w:pPr>
-      <w:r>
-        <w:rPr>
-          <w:rFonts w:ascii="Times New Roman" w:cs="Times New Roman" w:eastAsia="Times New Roman" w:hAnsi="Times New Roman"/>
+        <w:t>We went through about 5 different schematic versions of the keyboard design because the first version used a Raspberry Pi, which we were not permitted to use. The second version had a dev board that was also not allowed to be used, and the 3rd had the correct chip we needed, but the hot-swappable sockets were not the correct versions we needed (more on that later). The 4th version was missing a part that we needed, which was the USB-C pull-downs, and not enough pins for the previous microcontroller we picked out. The 5th version was the one we settled on after many edits and additions to make it compatible with the objectives we set for ourselves.</w:t>
+      </w:r>
+    </w:p>
+    <w:p>
+      <w:pPr>
+        <w:spacing w:lineRule="auto" w:line="480" w:beforeAutospacing="0" w:afterAutospacing="0"/>
+        <w:ind w:firstLine="0" w:left="0"/>
+        <w:rPr>
+          <w:rFonts w:ascii="Times New Roman" w:hAnsi="Times New Roman" w:cs="Times New Roman" w:eastAsia="Times New Roman"/>
+          <w:sz w:val="24"/>
+          <w:szCs w:val="24"/>
+        </w:rPr>
+      </w:pPr>
+    </w:p>
+    <w:p>
+      <w:pPr>
+        <w:spacing w:lineRule="auto" w:line="480" w:beforeAutospacing="0" w:afterAutospacing="0"/>
+        <w:ind w:firstLine="0" w:left="0"/>
+        <w:rPr>
+          <w:rFonts w:ascii="Times New Roman" w:hAnsi="Times New Roman" w:cs="Times New Roman" w:eastAsia="Times New Roman"/>
+          <w:sz w:val="24"/>
+          <w:szCs w:val="24"/>
+        </w:rPr>
+      </w:pPr>
+      <w:r>
+        <w:rPr>
+          <w:rFonts w:ascii="Times New Roman" w:hAnsi="Times New Roman" w:cs="Times New Roman" w:eastAsia="Times New Roman"/>
           <w:b w:val="1"/>
           <w:bCs w:val="1"/>
           <w:sz w:val="24"/>
           <w:szCs w:val="24"/>
           <w:rtl w:val="0"/>
         </w:rPr>
-        <w:t xml:space="preserve">Journal Entry #3 Creating an actual circuit board on PCB editor mode</w:t>
-      </w:r>
-      <w:r>
-        <w:rPr>
-          <w:rFonts w:ascii="Times New Roman" w:cs="Times New Roman" w:eastAsia="Times New Roman" w:hAnsi="Times New Roman"/>
-          <w:sz w:val="24"/>
-          <w:szCs w:val="24"/>
-          <w:rtl w:val="0"/>
-        </w:rPr>
-        <w:t xml:space="preserve">:</w:t>
-      </w:r>
-    </w:p>
-    <w:p>
-      <w:pPr>
-        <w:spacing w:line="480" w:lineRule="auto"/>
-        <w:ind w:left="0" w:firstLine="0"/>
-        <w:rPr>
-          <w:rFonts w:ascii="Times New Roman" w:cs="Times New Roman" w:eastAsia="Times New Roman" w:hAnsi="Times New Roman"/>
-          <w:sz w:val="24"/>
-          <w:szCs w:val="24"/>
-        </w:rPr>
-      </w:pPr>
-      <w:r>
-        <w:rPr>
-          <w:rFonts w:ascii="Times New Roman" w:cs="Times New Roman" w:eastAsia="Times New Roman" w:hAnsi="Times New Roman"/>
+        <w:t>Journal Entry #3 Creating an actual circuit board on PCB editor mode</w:t>
+      </w:r>
+      <w:r>
+        <w:rPr>
+          <w:rFonts w:ascii="Times New Roman" w:hAnsi="Times New Roman" w:cs="Times New Roman" w:eastAsia="Times New Roman"/>
+          <w:sz w:val="24"/>
+          <w:szCs w:val="24"/>
+          <w:rtl w:val="0"/>
+        </w:rPr>
+        <w:t>:</w:t>
+      </w:r>
+    </w:p>
+    <w:p>
+      <w:pPr>
+        <w:spacing w:lineRule="auto" w:line="480" w:beforeAutospacing="0" w:afterAutospacing="0"/>
+        <w:ind w:firstLine="0" w:left="0"/>
+        <w:rPr>
+          <w:rFonts w:ascii="Times New Roman" w:hAnsi="Times New Roman" w:cs="Times New Roman" w:eastAsia="Times New Roman"/>
+          <w:sz w:val="24"/>
+          <w:szCs w:val="24"/>
+        </w:rPr>
+      </w:pPr>
+      <w:r>
+        <w:rPr>
+          <w:rFonts w:ascii="Times New Roman" w:hAnsi="Times New Roman" w:cs="Times New Roman" w:eastAsia="Times New Roman"/>
           <w:sz w:val="24"/>
           <w:szCs w:val="24"/>
           <w:rtl w:val="0"/>
         </w:rPr>
         <w:tab/>
-        <w:t xml:space="preserve">When the schematic was complete, we forgot to get the correct footprint models for our keyboard project. We realized that KiCad’s footprint library did not contain all the required footprints, so we first needed to retrieve them from GitHub. After asking some resources, such as colleagues and people in the QMK Discord community, they pointed us to GitHub mechanical keyboard footprints and symbols. The footprints we needed were: Hot-swappable MX-plated keys and MX stabilizers. Mainly, we needed the footprint “Hotswappable MX plated” because we needed 5 holes and a square outline for each key switch to be inserted, along with sockets installed on the back of the device.</w:t>
-      </w:r>
-    </w:p>
-    <w:p>
-      <w:pPr>
-        <w:spacing w:after="120" w:before="120" w:line="480" w:lineRule="auto"/>
+        <w:t>When the schematic was complete, we forgot to get the correct footprint models for our keyboard project. We realized that KiCad’s footprint library did not contain all the required footprints, so we first needed to retrieve them from GitHub. After asking some resources, such as colleagues and people in the QMK Discord community, they pointed us to GitHub mechanical keyboard footprints and symbols. The footprints we needed were: Hot-swappable MX-plated keys and MX stabilizers. Mainly, we needed the footprint “Hotswappable MX plated” because we needed 5 holes and a square outline for each key switch to be inserted, along with sockets installed on the back of the device.</w:t>
+      </w:r>
+    </w:p>
+    <w:p>
+      <w:pPr>
+        <w:spacing w:lineRule="auto" w:line="480" w:before="120" w:after="120" w:beforeAutospacing="0" w:afterAutospacing="0"/>
         <w:ind w:firstLine="720"/>
         <w:rPr>
-          <w:rFonts w:ascii="Times New Roman" w:cs="Times New Roman" w:eastAsia="Times New Roman" w:hAnsi="Times New Roman"/>
-          <w:sz w:val="24"/>
-          <w:szCs w:val="24"/>
-        </w:rPr>
-      </w:pPr>
-      <w:r>
-        <w:rPr>
-          <w:rFonts w:ascii="Times New Roman" w:cs="Times New Roman" w:eastAsia="Times New Roman" w:hAnsi="Times New Roman"/>
-          <w:sz w:val="24"/>
-          <w:szCs w:val="24"/>
-          <w:rtl w:val="0"/>
-        </w:rPr>
-        <w:t xml:space="preserve">Once we had all the correct footprints and components set in the schematic and PCB editor mode. One of us needed to order physical materials unrelated to KiCad, while the other worked on different versions of the PCB editor. One of us realized that we did not have a template outline for the keyboard we were building. The issue was that when we bought the shell casing for our keyboard, we assumed they would provide an instruction manual with the casing dimensions and the dimensions of the screw holes, but we never received one. So we needed to once again ask for advice on where to find the outline template for this keyboard, because if we were to do exact measures of the casing, then the circuit board would not be able to be inserted in the case, because there would not be any clearance for us to mount it inside the shell casing.</w:t>
-      </w:r>
-    </w:p>
-    <w:p>
-      <w:pPr>
-        <w:spacing w:after="120" w:before="120" w:line="480" w:lineRule="auto"/>
+          <w:rFonts w:ascii="Times New Roman" w:hAnsi="Times New Roman" w:cs="Times New Roman" w:eastAsia="Times New Roman"/>
+          <w:sz w:val="24"/>
+          <w:szCs w:val="24"/>
+        </w:rPr>
+      </w:pPr>
+      <w:r>
+        <w:rPr>
+          <w:rFonts w:ascii="Times New Roman" w:hAnsi="Times New Roman" w:cs="Times New Roman" w:eastAsia="Times New Roman"/>
+          <w:sz w:val="24"/>
+          <w:szCs w:val="24"/>
+          <w:rtl w:val="0"/>
+        </w:rPr>
+        <w:t>Once we had all the correct footprints and components set in the schematic and PCB editor mode. One of us needed to order physical materials unrelated to KiCad, while the other worked on different versions of the PCB editor. One of us realized that we did not have a template outline for the keyboard we were building. The issue was that when we bought the shell casing for our keyboard, we assumed they would provide an instruction manual with the casing dimensions and the dimensions of the screw holes, but we never received one. So we needed to once again ask for advice on where to find the outline template for this keyboard, because if we were to do exact measures of the casing, then the circuit board would not be able to be inserted in the case, because there would not be any clearance for us to mount it inside the shell casing.</w:t>
+      </w:r>
+    </w:p>
+    <w:p>
+      <w:pPr>
+        <w:spacing w:lineRule="auto" w:line="480" w:before="120" w:after="120" w:beforeAutospacing="0" w:afterAutospacing="0"/>
         <w:ind w:firstLine="720"/>
         <w:rPr>
-          <w:rFonts w:ascii="Times New Roman" w:cs="Times New Roman" w:eastAsia="Times New Roman" w:hAnsi="Times New Roman"/>
-          <w:sz w:val="24"/>
-          <w:szCs w:val="24"/>
-        </w:rPr>
-      </w:pPr>
-      <w:r>
-        <w:rPr>
-          <w:rFonts w:ascii="Times New Roman" w:cs="Times New Roman" w:eastAsia="Times New Roman" w:hAnsi="Times New Roman"/>
+          <w:rFonts w:ascii="Times New Roman" w:hAnsi="Times New Roman" w:cs="Times New Roman" w:eastAsia="Times New Roman"/>
+          <w:sz w:val="24"/>
+          <w:szCs w:val="24"/>
+        </w:rPr>
+      </w:pPr>
+      <w:r>
+        <w:rPr>
+          <w:rFonts w:ascii="Times New Roman" w:hAnsi="Times New Roman" w:cs="Times New Roman" w:eastAsia="Times New Roman"/>
           <w:sz w:val="24"/>
           <w:szCs w:val="24"/>
           <w:rtl w:val="0"/>
@@ -335,48 +330,48 @@
     </w:p>
     <w:p>
       <w:pPr>
-        <w:spacing w:after="120" w:before="120" w:line="480" w:lineRule="auto"/>
-        <w:ind w:left="0" w:firstLine="0"/>
-        <w:rPr>
-          <w:rFonts w:ascii="Times New Roman" w:cs="Times New Roman" w:eastAsia="Times New Roman" w:hAnsi="Times New Roman"/>
-          <w:sz w:val="24"/>
-          <w:szCs w:val="24"/>
-        </w:rPr>
-      </w:pPr>
-      <w:r>
-        <w:rPr>
-          <w:rFonts w:ascii="Times New Roman" w:cs="Times New Roman" w:eastAsia="Times New Roman" w:hAnsi="Times New Roman"/>
+        <w:spacing w:lineRule="auto" w:line="480" w:before="120" w:after="120" w:beforeAutospacing="0" w:afterAutospacing="0"/>
+        <w:ind w:firstLine="0" w:left="0"/>
+        <w:rPr>
+          <w:rFonts w:ascii="Times New Roman" w:hAnsi="Times New Roman" w:cs="Times New Roman" w:eastAsia="Times New Roman"/>
+          <w:sz w:val="24"/>
+          <w:szCs w:val="24"/>
+        </w:rPr>
+      </w:pPr>
+      <w:r>
+        <w:rPr>
+          <w:rFonts w:ascii="Times New Roman" w:hAnsi="Times New Roman" w:cs="Times New Roman" w:eastAsia="Times New Roman"/>
           <w:b w:val="1"/>
           <w:bCs w:val="1"/>
           <w:sz w:val="24"/>
           <w:szCs w:val="24"/>
           <w:rtl w:val="0"/>
         </w:rPr>
-        <w:t xml:space="preserve">Journal Entry #4 Finding a PCB manufacturing company</w:t>
-      </w:r>
-      <w:r>
-        <w:rPr>
-          <w:rFonts w:ascii="Times New Roman" w:cs="Times New Roman" w:eastAsia="Times New Roman" w:hAnsi="Times New Roman"/>
-          <w:sz w:val="24"/>
-          <w:szCs w:val="24"/>
-          <w:rtl w:val="0"/>
-        </w:rPr>
-        <w:t xml:space="preserve">:</w:t>
-      </w:r>
-    </w:p>
-    <w:p>
-      <w:pPr>
-        <w:spacing w:after="120" w:before="120" w:line="480" w:lineRule="auto"/>
-        <w:ind w:left="0" w:firstLine="0"/>
-        <w:rPr>
-          <w:rFonts w:ascii="Times New Roman" w:cs="Times New Roman" w:eastAsia="Times New Roman" w:hAnsi="Times New Roman"/>
-          <w:sz w:val="24"/>
-          <w:szCs w:val="24"/>
-        </w:rPr>
-      </w:pPr>
-      <w:r>
-        <w:rPr>
-          <w:rFonts w:ascii="Times New Roman" w:cs="Times New Roman" w:eastAsia="Times New Roman" w:hAnsi="Times New Roman"/>
+        <w:t>Journal Entry #4 Finding a PCB manufacturing company</w:t>
+      </w:r>
+      <w:r>
+        <w:rPr>
+          <w:rFonts w:ascii="Times New Roman" w:hAnsi="Times New Roman" w:cs="Times New Roman" w:eastAsia="Times New Roman"/>
+          <w:sz w:val="24"/>
+          <w:szCs w:val="24"/>
+          <w:rtl w:val="0"/>
+        </w:rPr>
+        <w:t>:</w:t>
+      </w:r>
+    </w:p>
+    <w:p>
+      <w:pPr>
+        <w:spacing w:lineRule="auto" w:line="480" w:before="120" w:after="120" w:beforeAutospacing="0" w:afterAutospacing="0"/>
+        <w:ind w:firstLine="0" w:left="0"/>
+        <w:rPr>
+          <w:rFonts w:ascii="Times New Roman" w:hAnsi="Times New Roman" w:cs="Times New Roman" w:eastAsia="Times New Roman"/>
+          <w:sz w:val="24"/>
+          <w:szCs w:val="24"/>
+        </w:rPr>
+      </w:pPr>
+      <w:r>
+        <w:rPr>
+          <w:rFonts w:ascii="Times New Roman" w:hAnsi="Times New Roman" w:cs="Times New Roman" w:eastAsia="Times New Roman"/>
           <w:sz w:val="24"/>
           <w:szCs w:val="24"/>
           <w:rtl w:val="0"/>
@@ -387,69 +382,69 @@
     </w:p>
     <w:p>
       <w:pPr>
-        <w:spacing w:after="120" w:before="120" w:line="480" w:lineRule="auto"/>
-        <w:ind w:left="0" w:firstLine="0"/>
-        <w:rPr>
-          <w:rFonts w:ascii="Times New Roman" w:cs="Times New Roman" w:eastAsia="Times New Roman" w:hAnsi="Times New Roman"/>
-          <w:sz w:val="24"/>
-          <w:szCs w:val="24"/>
-        </w:rPr>
-      </w:pPr>
-      <w:r>
-        <w:rPr>
-          <w:rFonts w:ascii="Times New Roman" w:cs="Times New Roman" w:eastAsia="Times New Roman" w:hAnsi="Times New Roman"/>
+        <w:spacing w:lineRule="auto" w:line="480" w:before="120" w:after="120" w:beforeAutospacing="0" w:afterAutospacing="0"/>
+        <w:ind w:firstLine="0" w:left="0"/>
+        <w:rPr>
+          <w:rFonts w:ascii="Times New Roman" w:hAnsi="Times New Roman" w:cs="Times New Roman" w:eastAsia="Times New Roman"/>
+          <w:sz w:val="24"/>
+          <w:szCs w:val="24"/>
+        </w:rPr>
+      </w:pPr>
+      <w:r>
+        <w:rPr>
+          <w:rFonts w:ascii="Times New Roman" w:hAnsi="Times New Roman" w:cs="Times New Roman" w:eastAsia="Times New Roman"/>
           <w:sz w:val="24"/>
           <w:szCs w:val="24"/>
           <w:rtl w:val="0"/>
         </w:rPr>
         <w:tab/>
-        <w:t xml:space="preserve">Once that was done, there were some back-and-forth calls with the representative who was assigned to us. Our board was scheduled to come in on May 8th, which was the day our presentation was supposed to take place. What happened was that we happened to order the boards at a horrible time because May 3rd through May 5th is a holiday in their region. Miraculously, the boards arrived a day before presentation day, but we needed to buy the hotswap sockets ourselves because JLC happened to be out of stock. We went to Amazon, bought the parts, and decided to solder them onto the circuit board ourselves to save some time. Then, when we received the sockets and soldered them onto the board, we were ready to begin coding and mapping 61 key codes to the keyboard circuit. Which was more trouble than we initially thought.</w:t>
-      </w:r>
-    </w:p>
-    <w:p>
-      <w:pPr>
-        <w:spacing w:after="120" w:before="120" w:line="480" w:lineRule="auto"/>
-        <w:ind w:left="0" w:firstLine="0"/>
-        <w:rPr>
-          <w:rFonts w:ascii="Times New Roman" w:cs="Times New Roman" w:eastAsia="Times New Roman" w:hAnsi="Times New Roman"/>
-          <w:sz w:val="24"/>
-          <w:szCs w:val="24"/>
-        </w:rPr>
-      </w:pPr>
-      <w:r>
-        <w:rPr>
-          <w:rFonts w:ascii="Times New Roman" w:cs="Times New Roman" w:eastAsia="Times New Roman" w:hAnsi="Times New Roman"/>
+        <w:t>Once that was done, there were some back-and-forth calls with the representative who was assigned to us. Our board was scheduled to come in on May 8th, which was the day our presentation was supposed to take place. What happened was that we happened to order the boards at a horrible time because May 3rd through May 5th is a holiday in their region. Miraculously, the boards arrived a day before presentation day, but we needed to buy the hotswap sockets ourselves because JLC happened to be out of stock. We went to Amazon, bought the parts, and decided to solder them onto the circuit board ourselves to save some time. Then, when we received the sockets and soldered them onto the board, we were ready to begin coding and mapping 61 key codes to the keyboard circuit. Which was more trouble than we initially thought.</w:t>
+      </w:r>
+    </w:p>
+    <w:p>
+      <w:pPr>
+        <w:spacing w:lineRule="auto" w:line="480" w:before="120" w:after="120" w:beforeAutospacing="0" w:afterAutospacing="0"/>
+        <w:ind w:firstLine="0" w:left="0"/>
+        <w:rPr>
+          <w:rFonts w:ascii="Times New Roman" w:hAnsi="Times New Roman" w:cs="Times New Roman" w:eastAsia="Times New Roman"/>
+          <w:sz w:val="24"/>
+          <w:szCs w:val="24"/>
+        </w:rPr>
+      </w:pPr>
+      <w:r>
+        <w:rPr>
+          <w:rFonts w:ascii="Times New Roman" w:hAnsi="Times New Roman" w:cs="Times New Roman" w:eastAsia="Times New Roman"/>
           <w:b w:val="1"/>
           <w:bCs w:val="1"/>
           <w:sz w:val="24"/>
           <w:szCs w:val="24"/>
           <w:rtl w:val="0"/>
         </w:rPr>
-        <w:t xml:space="preserve">Journal Entry #5 Physical Assembly and Coding Of The Product</w:t>
-      </w:r>
-      <w:r>
-        <w:rPr>
-          <w:rFonts w:ascii="Times New Roman" w:cs="Times New Roman" w:eastAsia="Times New Roman" w:hAnsi="Times New Roman"/>
-          <w:sz w:val="24"/>
-          <w:szCs w:val="24"/>
-          <w:rtl w:val="0"/>
-        </w:rPr>
-        <w:t xml:space="preserve">:</w:t>
-      </w:r>
-    </w:p>
-    <w:p>
-      <w:pPr>
-        <w:spacing w:after="120" w:before="120" w:line="480" w:lineRule="auto"/>
-        <w:ind w:left="0" w:firstLine="0"/>
-        <w:rPr>
-          <w:rFonts w:ascii="Times New Roman" w:cs="Times New Roman" w:eastAsia="Times New Roman" w:hAnsi="Times New Roman"/>
-          <w:sz w:val="24"/>
-          <w:szCs w:val="24"/>
-        </w:rPr>
-      </w:pPr>
-      <w:r>
-        <w:rPr>
-          <w:rFonts w:ascii="Times New Roman" w:cs="Times New Roman" w:eastAsia="Times New Roman" w:hAnsi="Times New Roman"/>
+        <w:t>Journal Entry #5 Physical Assembly and Coding Of The Product</w:t>
+      </w:r>
+      <w:r>
+        <w:rPr>
+          <w:rFonts w:ascii="Times New Roman" w:hAnsi="Times New Roman" w:cs="Times New Roman" w:eastAsia="Times New Roman"/>
+          <w:sz w:val="24"/>
+          <w:szCs w:val="24"/>
+          <w:rtl w:val="0"/>
+        </w:rPr>
+        <w:t>:</w:t>
+      </w:r>
+    </w:p>
+    <w:p>
+      <w:pPr>
+        <w:spacing w:lineRule="auto" w:line="480" w:before="120" w:after="120" w:beforeAutospacing="0" w:afterAutospacing="0"/>
+        <w:ind w:firstLine="0" w:left="0"/>
+        <w:rPr>
+          <w:rFonts w:ascii="Times New Roman" w:hAnsi="Times New Roman" w:cs="Times New Roman" w:eastAsia="Times New Roman"/>
+          <w:sz w:val="24"/>
+          <w:szCs w:val="24"/>
+        </w:rPr>
+      </w:pPr>
+      <w:r>
+        <w:rPr>
+          <w:rFonts w:ascii="Times New Roman" w:hAnsi="Times New Roman" w:cs="Times New Roman" w:eastAsia="Times New Roman"/>
           <w:sz w:val="24"/>
           <w:szCs w:val="24"/>
           <w:rtl w:val="0"/>
@@ -460,31 +455,50 @@
     </w:p>
     <w:p>
       <w:pPr>
-        <w:spacing w:after="120" w:before="120" w:line="480" w:lineRule="auto"/>
-        <w:ind w:left="0" w:firstLine="0"/>
-        <w:rPr>
-          <w:rFonts w:ascii="Times New Roman" w:cs="Times New Roman" w:eastAsia="Times New Roman" w:hAnsi="Times New Roman"/>
-          <w:sz w:val="24"/>
-          <w:szCs w:val="24"/>
-        </w:rPr>
-      </w:pPr>
-      <w:r>
-        <w:rPr>
-          <w:rFonts w:ascii="Times New Roman" w:cs="Times New Roman" w:eastAsia="Times New Roman" w:hAnsi="Times New Roman"/>
+        <w:spacing w:lineRule="auto" w:line="480" w:before="120" w:after="120" w:beforeAutospacing="0" w:afterAutospacing="0"/>
+        <w:ind w:firstLine="0" w:left="0"/>
+        <w:rPr>
+          <w:rFonts w:ascii="Times New Roman" w:hAnsi="Times New Roman" w:cs="Times New Roman" w:eastAsia="Times New Roman"/>
+          <w:sz w:val="24"/>
+          <w:szCs w:val="24"/>
+        </w:rPr>
+      </w:pPr>
+      <w:r>
+        <w:rPr>
+          <w:rFonts w:ascii="Times New Roman" w:hAnsi="Times New Roman" w:cs="Times New Roman" w:eastAsia="Times New Roman"/>
           <w:sz w:val="24"/>
           <w:szCs w:val="24"/>
           <w:rtl w:val="0"/>
         </w:rPr>
         <w:tab/>
-        <w:t xml:space="preserve">There were ups and downs. The upside was that we had confirmation that the device we made in KiCad actually works, but the downside was that we needed to go back into the code and figure out where the matrix maps everything. After hours of trial and error, we were able to map 55 of the 61 keys on our keyboard. We were running out of time because our project presentation was on Friday, May 8th, and our board arrived the day before, so we were on borrowed time. Then another scenario happened that was completely out of our control: the Canvas hacker group took NJIT hostage for a bit, so finals were pushed back. It did give us more time to work on the coding, but we still couldn't figure out how to get the other 6 keys working properly due to other class finals and projects. We did, however, assemble it fully so it would look neat during the presentation. Hopefully, we’ll be able to figure out how to get the remaining 6 keys to work, since we are near 100% functionality. At the moment, the project is 95% functional.</w:t>
-      </w:r>
-    </w:p>
-    <w:p>
-      <w:pPr>
-        <w:spacing w:after="120" w:before="120" w:line="480" w:lineRule="auto"/>
-        <w:ind w:left="0" w:firstLine="0"/>
-        <w:rPr>
-          <w:rFonts w:ascii="Times New Roman" w:cs="Times New Roman" w:eastAsia="Times New Roman" w:hAnsi="Times New Roman"/>
+        <w:t>There were ups and downs. The upside was that we had confirmation that the device we made in KiCad actually works, but the downside was that we needed to go back into the code and figure out where the matrix maps everything. After hours of trial and error, we were able to map 5</w:t>
+      </w:r>
+      <w:r>
+        <w:rPr>
+          <w:rFonts w:ascii="Times New Roman" w:hAnsi="Times New Roman" w:cs="Times New Roman" w:eastAsia="Times New Roman"/>
+          <w:sz w:val="24"/>
+          <w:szCs w:val="24"/>
+          <w:rtl w:val="0"/>
+          <w:lang w:val="en-US" w:bidi="en-US" w:eastAsia="en-US"/>
+        </w:rPr>
+        <w:t>4</w:t>
+      </w:r>
+      <w:r>
+        <w:rPr>
+          <w:rFonts w:ascii="Times New Roman" w:hAnsi="Times New Roman" w:cs="Times New Roman" w:eastAsia="Times New Roman"/>
+          <w:sz w:val="24"/>
+          <w:szCs w:val="24"/>
+          <w:rtl w:val="0"/>
+        </w:rPr>
+        <w:t xml:space="preserve"> of the 61 keys on our keyboard. We were running out of time because our project presentation was on Friday, May 8th, and our board arrived the day before, so we were on borrowed time. Then another scenario happened that was completely out of our control: the Canvas hacker group took NJIT hostage for a bit, so finals were pushed back. It did give us more time to work on the coding, but we still couldn't figure out how to get the other 6 keys working properly due to other class finals and projects. We did, however, assemble it fully so it would look neat during the presentation. Hopefully, we’ll be able to figure out how to get the remaining 6 keys to work, since we are near 100% functionality. At the moment, the project is 95% functional.</w:t>
+      </w:r>
+    </w:p>
+    <w:p>
+      <w:pPr>
+        <w:spacing w:lineRule="auto" w:line="480" w:before="120" w:after="120" w:beforeAutospacing="0" w:afterAutospacing="0"/>
+        <w:ind w:firstLine="0" w:left="0"/>
+        <w:rPr>
+          <w:rFonts w:ascii="Times New Roman" w:hAnsi="Times New Roman" w:cs="Times New Roman" w:eastAsia="Times New Roman"/>
           <w:b w:val="1"/>
           <w:bCs w:val="1"/>
           <w:sz w:val="24"/>
@@ -493,29 +507,29 @@
       </w:pPr>
       <w:r>
         <w:rPr>
-          <w:rFonts w:ascii="Times New Roman" w:cs="Times New Roman" w:eastAsia="Times New Roman" w:hAnsi="Times New Roman"/>
+          <w:rFonts w:ascii="Times New Roman" w:hAnsi="Times New Roman" w:cs="Times New Roman" w:eastAsia="Times New Roman"/>
           <w:b w:val="1"/>
           <w:bCs w:val="1"/>
           <w:sz w:val="24"/>
           <w:szCs w:val="24"/>
           <w:rtl w:val="0"/>
         </w:rPr>
-        <w:t xml:space="preserve">Journal Entry #6 What Did We Learn?:</w:t>
-      </w:r>
-    </w:p>
-    <w:p>
-      <w:pPr>
-        <w:spacing w:after="120" w:before="120" w:line="480" w:lineRule="auto"/>
-        <w:ind w:left="0" w:firstLine="0"/>
-        <w:rPr>
-          <w:rFonts w:ascii="Times New Roman" w:cs="Times New Roman" w:eastAsia="Times New Roman" w:hAnsi="Times New Roman"/>
-          <w:sz w:val="24"/>
-          <w:szCs w:val="24"/>
-        </w:rPr>
-      </w:pPr>
-      <w:r>
-        <w:rPr>
-          <w:rFonts w:ascii="Times New Roman" w:cs="Times New Roman" w:eastAsia="Times New Roman" w:hAnsi="Times New Roman"/>
+        <w:t>Journal Entry #6 What Did We Learn?:</w:t>
+      </w:r>
+    </w:p>
+    <w:p>
+      <w:pPr>
+        <w:spacing w:lineRule="auto" w:line="480" w:before="120" w:after="120" w:beforeAutospacing="0" w:afterAutospacing="0"/>
+        <w:ind w:firstLine="0" w:left="0"/>
+        <w:rPr>
+          <w:rFonts w:ascii="Times New Roman" w:hAnsi="Times New Roman" w:cs="Times New Roman" w:eastAsia="Times New Roman"/>
+          <w:sz w:val="24"/>
+          <w:szCs w:val="24"/>
+        </w:rPr>
+      </w:pPr>
+      <w:r>
+        <w:rPr>
+          <w:rFonts w:ascii="Times New Roman" w:hAnsi="Times New Roman" w:cs="Times New Roman" w:eastAsia="Times New Roman"/>
           <w:b w:val="1"/>
           <w:bCs w:val="1"/>
           <w:sz w:val="24"/>
@@ -526,7 +540,7 @@
       </w:r>
       <w:r>
         <w:rPr>
-          <w:rFonts w:ascii="Times New Roman" w:cs="Times New Roman" w:eastAsia="Times New Roman" w:hAnsi="Times New Roman"/>
+          <w:rFonts w:ascii="Times New Roman" w:hAnsi="Times New Roman" w:cs="Times New Roman" w:eastAsia="Times New Roman"/>
           <w:sz w:val="24"/>
           <w:szCs w:val="24"/>
           <w:rtl w:val="0"/>
@@ -536,38 +550,38 @@
     </w:p>
     <w:p>
       <w:pPr>
-        <w:spacing w:after="120" w:before="120" w:line="480" w:lineRule="auto"/>
-        <w:ind w:left="0" w:firstLine="0"/>
-        <w:rPr>
-          <w:rFonts w:ascii="Times New Roman" w:cs="Times New Roman" w:eastAsia="Times New Roman" w:hAnsi="Times New Roman"/>
-          <w:sz w:val="24"/>
-          <w:szCs w:val="24"/>
-        </w:rPr>
-      </w:pPr>
-      <w:r>
-        <w:rPr>
-          <w:rFonts w:ascii="Times New Roman" w:cs="Times New Roman" w:eastAsia="Times New Roman" w:hAnsi="Times New Roman"/>
+        <w:spacing w:lineRule="auto" w:line="480" w:before="120" w:after="120" w:beforeAutospacing="0" w:afterAutospacing="0"/>
+        <w:ind w:firstLine="0" w:left="0"/>
+        <w:rPr>
+          <w:rFonts w:ascii="Times New Roman" w:hAnsi="Times New Roman" w:cs="Times New Roman" w:eastAsia="Times New Roman"/>
+          <w:sz w:val="24"/>
+          <w:szCs w:val="24"/>
+        </w:rPr>
+      </w:pPr>
+      <w:r>
+        <w:rPr>
+          <w:rFonts w:ascii="Times New Roman" w:hAnsi="Times New Roman" w:cs="Times New Roman" w:eastAsia="Times New Roman"/>
           <w:sz w:val="24"/>
           <w:szCs w:val="24"/>
           <w:rtl w:val="0"/>
         </w:rPr>
         <w:tab/>
-        <w:t xml:space="preserve">The other thing we learned was that routing can be very tricky, and that certain components need to be a certain length to ensure that connections are not interfered with; otherwise, it would not work as intended. Then there was the voltage divider, so we made a small mistake when we created the voltage divider, which was very simple… we forgot to connect it to the microcontroller. So initially, we planned to limit the input voltage to 3.3 volts because our microcontroller only needs 2.7 to 5.5 volts to power on. We wanted to play it safe and limit the voltage, but forgot to connect it to the microcontroller. It still works as intended, so there were not many issues there. Finding a company to actually produce the physical hardware, though, was very tedious.</w:t>
-      </w:r>
-    </w:p>
-    <w:p>
-      <w:pPr>
-        <w:spacing w:after="120" w:before="120" w:line="480" w:lineRule="auto"/>
-        <w:ind w:left="0" w:firstLine="0"/>
-        <w:rPr>
-          <w:rFonts w:ascii="Times New Roman" w:cs="Times New Roman" w:eastAsia="Times New Roman" w:hAnsi="Times New Roman"/>
-          <w:sz w:val="24"/>
-          <w:szCs w:val="24"/>
-        </w:rPr>
-      </w:pPr>
-      <w:r>
-        <w:rPr>
-          <w:rFonts w:ascii="Times New Roman" w:cs="Times New Roman" w:eastAsia="Times New Roman" w:hAnsi="Times New Roman"/>
+        <w:t>The other thing we learned was that routing can be very tricky, and that certain components need to be a certain length to ensure that connections are not interfered with; otherwise, it would not work as intended. Then there was the voltage divider, so we made a small mistake when we created the voltage divider, which was very simple… we forgot to connect it to the microcontroller. So initially, we planned to limit the input voltage to 3.3 volts because our microcontroller only needs 2.7 to 5.5 volts to power on. We wanted to play it safe and limit the voltage, but forgot to connect it to the microcontroller. It still works as intended, so there were not many issues there. Finding a company to actually produce the physical hardware, though, was very tedious.</w:t>
+      </w:r>
+    </w:p>
+    <w:p>
+      <w:pPr>
+        <w:spacing w:lineRule="auto" w:line="480" w:before="120" w:after="120" w:beforeAutospacing="0" w:afterAutospacing="0"/>
+        <w:ind w:firstLine="0" w:left="0"/>
+        <w:rPr>
+          <w:rFonts w:ascii="Times New Roman" w:hAnsi="Times New Roman" w:cs="Times New Roman" w:eastAsia="Times New Roman"/>
+          <w:sz w:val="24"/>
+          <w:szCs w:val="24"/>
+        </w:rPr>
+      </w:pPr>
+      <w:r>
+        <w:rPr>
+          <w:rFonts w:ascii="Times New Roman" w:hAnsi="Times New Roman" w:cs="Times New Roman" w:eastAsia="Times New Roman"/>
           <w:sz w:val="24"/>
           <w:szCs w:val="24"/>
           <w:rtl w:val="0"/>
@@ -578,10 +592,10 @@
     </w:p>
     <w:p>
       <w:pPr>
-        <w:spacing w:after="120" w:before="120" w:line="480" w:lineRule="auto"/>
-        <w:ind w:left="0" w:firstLine="0"/>
-        <w:rPr>
-          <w:rFonts w:ascii="Times New Roman" w:cs="Times New Roman" w:eastAsia="Times New Roman" w:hAnsi="Times New Roman"/>
+        <w:spacing w:lineRule="auto" w:line="480" w:before="120" w:after="120" w:beforeAutospacing="0" w:afterAutospacing="0"/>
+        <w:ind w:firstLine="0" w:left="0"/>
+        <w:rPr>
+          <w:rFonts w:ascii="Times New Roman" w:hAnsi="Times New Roman" w:cs="Times New Roman" w:eastAsia="Times New Roman"/>
           <w:b w:val="1"/>
           <w:bCs w:val="1"/>
           <w:sz w:val="24"/>
@@ -590,29 +604,29 @@
       </w:pPr>
       <w:r>
         <w:rPr>
-          <w:rFonts w:ascii="Times New Roman" w:cs="Times New Roman" w:eastAsia="Times New Roman" w:hAnsi="Times New Roman"/>
+          <w:rFonts w:ascii="Times New Roman" w:hAnsi="Times New Roman" w:cs="Times New Roman" w:eastAsia="Times New Roman"/>
           <w:b w:val="1"/>
           <w:bCs w:val="1"/>
           <w:sz w:val="24"/>
           <w:szCs w:val="24"/>
           <w:rtl w:val="0"/>
         </w:rPr>
-        <w:t xml:space="preserve">Conclusion:</w:t>
-      </w:r>
-    </w:p>
-    <w:p>
-      <w:pPr>
-        <w:spacing w:after="120" w:before="120" w:line="480" w:lineRule="auto"/>
-        <w:ind w:left="0" w:firstLine="0"/>
-        <w:rPr>
-          <w:rFonts w:ascii="Times New Roman" w:cs="Times New Roman" w:eastAsia="Times New Roman" w:hAnsi="Times New Roman"/>
-          <w:sz w:val="24"/>
-          <w:szCs w:val="24"/>
-        </w:rPr>
-      </w:pPr>
-      <w:r>
-        <w:rPr>
-          <w:rFonts w:ascii="Times New Roman" w:cs="Times New Roman" w:eastAsia="Times New Roman" w:hAnsi="Times New Roman"/>
+        <w:t>Conclusion:</w:t>
+      </w:r>
+    </w:p>
+    <w:p>
+      <w:pPr>
+        <w:spacing w:lineRule="auto" w:line="480" w:before="120" w:after="120" w:beforeAutospacing="0" w:afterAutospacing="0"/>
+        <w:ind w:firstLine="0" w:left="0"/>
+        <w:rPr>
+          <w:rFonts w:ascii="Times New Roman" w:hAnsi="Times New Roman" w:cs="Times New Roman" w:eastAsia="Times New Roman"/>
+          <w:sz w:val="24"/>
+          <w:szCs w:val="24"/>
+        </w:rPr>
+      </w:pPr>
+      <w:r>
+        <w:rPr>
+          <w:rFonts w:ascii="Times New Roman" w:hAnsi="Times New Roman" w:cs="Times New Roman" w:eastAsia="Times New Roman"/>
           <w:b w:val="1"/>
           <w:bCs w:val="1"/>
           <w:sz w:val="24"/>
@@ -623,7 +637,7 @@
       </w:r>
       <w:r>
         <w:rPr>
-          <w:rFonts w:ascii="Times New Roman" w:cs="Times New Roman" w:eastAsia="Times New Roman" w:hAnsi="Times New Roman"/>
+          <w:rFonts w:ascii="Times New Roman" w:hAnsi="Times New Roman" w:cs="Times New Roman" w:eastAsia="Times New Roman"/>
           <w:sz w:val="24"/>
           <w:szCs w:val="24"/>
           <w:rtl w:val="0"/>
@@ -632,24 +646,24 @@
       </w:r>
     </w:p>
     <w:sectPr>
-      <w:pgSz w:h="15840" w:w="12240" w:orient="portrait"/>
-      <w:pgMar w:bottom="1440" w:top="1440" w:left="1440" w:right="1440" w:header="720" w:footer="720"/>
-      <w:pgNumType w:start="1"/>
+      <w:type w:val="nextPage"/>
+      <w:pgMar w:left="1440" w:right="1440" w:top="1440" w:bottom="1440" w:header="720" w:footer="720" w:gutter="0"/>
+      <w:pgNumType w:start="1" w:chapSep="period"/>
     </w:sectPr>
   </w:body>
 </w:document>
 </file>
 
 <file path=word/numbering.xml><?xml version="1.0" encoding="utf-8"?>
-<w:numbering xmlns:mc="http://schemas.openxmlformats.org/markup-compatibility/2006" xmlns:o="urn:schemas-microsoft-com:office:office" xmlns:r="http://schemas.openxmlformats.org/officeDocument/2006/relationships" xmlns:m="http://schemas.openxmlformats.org/officeDocument/2006/math" xmlns:v="urn:schemas-microsoft-com:vml" xmlns:wp="http://schemas.openxmlformats.org/drawingml/2006/wordprocessingDrawing" xmlns:w10="urn:schemas-microsoft-com:office:word" xmlns:w="http://schemas.openxmlformats.org/wordprocessingml/2006/main" xmlns:wne="http://schemas.microsoft.com/office/word/2006/wordml" xmlns:sl="http://schemas.openxmlformats.org/schemaLibrary/2006/main" xmlns:a="http://schemas.openxmlformats.org/drawingml/2006/main" xmlns:pic="http://schemas.openxmlformats.org/drawingml/2006/picture" xmlns:c="http://schemas.openxmlformats.org/drawingml/2006/chart" xmlns:lc="http://schemas.openxmlformats.org/drawingml/2006/lockedCanvas" xmlns:dgm="http://schemas.openxmlformats.org/drawingml/2006/diagram" xmlns:wps="http://schemas.microsoft.com/office/word/2010/wordprocessingShape" xmlns:wpg="http://schemas.microsoft.com/office/word/2010/wordprocessingGroup" xmlns:w14="http://schemas.microsoft.com/office/word/2010/wordml" xmlns:w15="http://schemas.microsoft.com/office/word/2012/wordml" xmlns:w16="http://schemas.microsoft.com/office/word/2018/wordml" xmlns:w16cex="http://schemas.microsoft.com/office/word/2018/wordml/cex" xmlns:w16cid="http://schemas.microsoft.com/office/word/2016/wordml/cid" xmlns="http://schemas.microsoft.com/office/tasks/2019/documenttasks" xmlns:cr="http://schemas.microsoft.com/office/comments/2020/reactions"/>
+<w:numbering xmlns:w="http://schemas.openxmlformats.org/wordprocessingml/2006/main"/>
 </file>
 
 <file path=word/styles.xml><?xml version="1.0" encoding="utf-8"?>
-<w:styles xmlns:mc="http://schemas.openxmlformats.org/markup-compatibility/2006" xmlns:o="urn:schemas-microsoft-com:office:office" xmlns:r="http://schemas.openxmlformats.org/officeDocument/2006/relationships" xmlns:m="http://schemas.openxmlformats.org/officeDocument/2006/math" xmlns:v="urn:schemas-microsoft-com:vml" xmlns:wp="http://schemas.openxmlformats.org/drawingml/2006/wordprocessingDrawing" xmlns:w10="urn:schemas-microsoft-com:office:word" xmlns:w="http://schemas.openxmlformats.org/wordprocessingml/2006/main" xmlns:wne="http://schemas.microsoft.com/office/word/2006/wordml" xmlns:sl="http://schemas.openxmlformats.org/schemaLibrary/2006/main" xmlns:a="http://schemas.openxmlformats.org/drawingml/2006/main" xmlns:pic="http://schemas.openxmlformats.org/drawingml/2006/picture" xmlns:c="http://schemas.openxmlformats.org/drawingml/2006/chart" xmlns:lc="http://schemas.openxmlformats.org/drawingml/2006/lockedCanvas" xmlns:dgm="http://schemas.openxmlformats.org/drawingml/2006/diagram" xmlns:wps="http://schemas.microsoft.com/office/word/2010/wordprocessingShape" xmlns:wpg="http://schemas.microsoft.com/office/word/2010/wordprocessingGroup" xmlns:w14="http://schemas.microsoft.com/office/word/2010/wordml" xmlns:w15="http://schemas.microsoft.com/office/word/2012/wordml" xmlns:w16="http://schemas.microsoft.com/office/word/2018/wordml" xmlns:w16cex="http://schemas.microsoft.com/office/word/2018/wordml/cex" xmlns:w16cid="http://schemas.microsoft.com/office/word/2016/wordml/cid" xmlns="http://schemas.microsoft.com/office/tasks/2019/documenttasks" xmlns:cr="http://schemas.microsoft.com/office/comments/2020/reactions">
+<w:styles xmlns:w="http://schemas.openxmlformats.org/wordprocessingml/2006/main">
   <w:docDefaults>
     <w:rPrDefault>
       <w:rPr>
-        <w:rFonts w:ascii="Arial" w:cs="Arial" w:eastAsia="Arial" w:hAnsi="Arial"/>
+        <w:rFonts w:ascii="Arial" w:hAnsi="Arial" w:cs="Arial" w:eastAsia="Arial"/>
         <w:sz w:val="22"/>
         <w:szCs w:val="22"/>
         <w:lang w:val="en"/>
@@ -657,48 +671,53 @@
     </w:rPrDefault>
     <w:pPrDefault>
       <w:pPr>
-        <w:spacing w:line="276" w:lineRule="auto"/>
+        <w:keepNext w:val="0"/>
+        <w:keepLines w:val="0"/>
+        <w:pageBreakBefore w:val="0"/>
+        <w:widowControl w:val="1"/>
+        <w:suppressLineNumbers w:val="0"/>
+        <w:shd w:val="clear" w:fill="auto"/>
+        <w:suppressAutoHyphens w:val="0"/>
+        <w:spacing w:lineRule="auto" w:line="276" w:before="0" w:after="0" w:beforeAutospacing="0" w:afterAutospacing="0"/>
+        <w:ind w:firstLine="0" w:left="0" w:right="0"/>
+        <w:contextualSpacing w:val="0"/>
+        <w:bidi w:val="0"/>
+        <w:jc w:val="left"/>
+        <w:outlineLvl w:val="9"/>
       </w:pPr>
     </w:pPrDefault>
   </w:docDefaults>
-  <w:style w:type="table" w:styleId="TableNormal" w:default="1">
-    <w:name w:val="TableNormal"/>
-    <w:tblPr>
-      <w:tblCellMar>
-        <w:top w:w="100.0" w:type="dxa"/>
-        <w:left w:w="100.0" w:type="dxa"/>
-        <w:bottom w:w="100.0" w:type="dxa"/>
-        <w:right w:w="100.0" w:type="dxa"/>
-      </w:tblCellMar>
-    </w:tblPr>
-  </w:style>
-  <w:style w:type="paragraph" w:styleId="Normal" w:default="1">
-    <w:name w:val="normal"/>
-  </w:style>
-  <w:style w:type="paragraph" w:styleId="Heading1">
-    <w:name w:val="heading 1"/>
-    <w:basedOn w:val="Normal"/>
-    <w:next w:val="Normal"/>
+  <w:style w:type="paragraph" w:styleId="P0" w:default="1">
+    <w:name w:val="Normal"/>
+    <w:pPr/>
+    <w:rPr/>
+  </w:style>
+  <w:style w:type="paragraph" w:styleId="P1">
+    <w:name w:val="Heading 1"/>
+    <w:basedOn w:val="P0"/>
+    <w:next w:val="P0"/>
     <w:pPr>
       <w:keepNext w:val="1"/>
       <w:keepLines w:val="1"/>
       <w:pageBreakBefore w:val="0"/>
-      <w:spacing w:after="120" w:before="400" w:lineRule="auto"/>
+      <w:spacing w:before="400" w:after="120" w:beforeAutospacing="0" w:afterAutospacing="0"/>
+      <w:outlineLvl w:val="0"/>
     </w:pPr>
     <w:rPr>
       <w:sz w:val="40"/>
       <w:szCs w:val="40"/>
     </w:rPr>
   </w:style>
-  <w:style w:type="paragraph" w:styleId="Heading2">
-    <w:name w:val="heading 2"/>
-    <w:basedOn w:val="Normal"/>
-    <w:next w:val="Normal"/>
+  <w:style w:type="paragraph" w:styleId="P2">
+    <w:name w:val="Heading 2"/>
+    <w:basedOn w:val="P0"/>
+    <w:next w:val="P0"/>
     <w:pPr>
       <w:keepNext w:val="1"/>
       <w:keepLines w:val="1"/>
       <w:pageBreakBefore w:val="0"/>
-      <w:spacing w:after="120" w:before="360" w:lineRule="auto"/>
+      <w:spacing w:before="360" w:after="120" w:beforeAutospacing="0" w:afterAutospacing="0"/>
+      <w:outlineLvl w:val="1"/>
     </w:pPr>
     <w:rPr>
       <w:b w:val="0"/>
@@ -707,15 +726,16 @@
       <w:szCs w:val="32"/>
     </w:rPr>
   </w:style>
-  <w:style w:type="paragraph" w:styleId="Heading3">
-    <w:name w:val="heading 3"/>
-    <w:basedOn w:val="Normal"/>
-    <w:next w:val="Normal"/>
+  <w:style w:type="paragraph" w:styleId="P3">
+    <w:name w:val="Heading 3"/>
+    <w:basedOn w:val="P0"/>
+    <w:next w:val="P0"/>
     <w:pPr>
       <w:keepNext w:val="1"/>
       <w:keepLines w:val="1"/>
       <w:pageBreakBefore w:val="0"/>
-      <w:spacing w:after="80" w:before="320" w:lineRule="auto"/>
+      <w:spacing w:before="320" w:after="80" w:beforeAutospacing="0" w:afterAutospacing="0"/>
+      <w:outlineLvl w:val="2"/>
     </w:pPr>
     <w:rPr>
       <w:b w:val="0"/>
@@ -725,15 +745,16 @@
       <w:szCs w:val="28"/>
     </w:rPr>
   </w:style>
-  <w:style w:type="paragraph" w:styleId="Heading4">
-    <w:name w:val="heading 4"/>
-    <w:basedOn w:val="Normal"/>
-    <w:next w:val="Normal"/>
+  <w:style w:type="paragraph" w:styleId="P4">
+    <w:name w:val="Heading 4"/>
+    <w:basedOn w:val="P0"/>
+    <w:next w:val="P0"/>
     <w:pPr>
       <w:keepNext w:val="1"/>
       <w:keepLines w:val="1"/>
       <w:pageBreakBefore w:val="0"/>
-      <w:spacing w:after="80" w:before="280" w:lineRule="auto"/>
+      <w:spacing w:before="280" w:after="80" w:beforeAutospacing="0" w:afterAutospacing="0"/>
+      <w:outlineLvl w:val="3"/>
     </w:pPr>
     <w:rPr>
       <w:color w:val="666666"/>
@@ -741,15 +762,16 @@
       <w:szCs w:val="24"/>
     </w:rPr>
   </w:style>
-  <w:style w:type="paragraph" w:styleId="Heading5">
-    <w:name w:val="heading 5"/>
-    <w:basedOn w:val="Normal"/>
-    <w:next w:val="Normal"/>
+  <w:style w:type="paragraph" w:styleId="P5">
+    <w:name w:val="Heading 5"/>
+    <w:basedOn w:val="P0"/>
+    <w:next w:val="P0"/>
     <w:pPr>
       <w:keepNext w:val="1"/>
       <w:keepLines w:val="1"/>
       <w:pageBreakBefore w:val="0"/>
-      <w:spacing w:after="80" w:before="240" w:lineRule="auto"/>
+      <w:spacing w:before="240" w:after="80" w:beforeAutospacing="0" w:afterAutospacing="0"/>
+      <w:outlineLvl w:val="4"/>
     </w:pPr>
     <w:rPr>
       <w:color w:val="666666"/>
@@ -757,15 +779,16 @@
       <w:szCs w:val="22"/>
     </w:rPr>
   </w:style>
-  <w:style w:type="paragraph" w:styleId="Heading6">
-    <w:name w:val="heading 6"/>
-    <w:basedOn w:val="Normal"/>
-    <w:next w:val="Normal"/>
+  <w:style w:type="paragraph" w:styleId="P6">
+    <w:name w:val="Heading 6"/>
+    <w:basedOn w:val="P0"/>
+    <w:next w:val="P0"/>
     <w:pPr>
       <w:keepNext w:val="1"/>
       <w:keepLines w:val="1"/>
       <w:pageBreakBefore w:val="0"/>
-      <w:spacing w:after="80" w:before="240" w:lineRule="auto"/>
+      <w:spacing w:before="240" w:after="80" w:beforeAutospacing="0" w:afterAutospacing="0"/>
+      <w:outlineLvl w:val="5"/>
     </w:pPr>
     <w:rPr>
       <w:i w:val="1"/>
@@ -775,39 +798,105 @@
       <w:szCs w:val="22"/>
     </w:rPr>
   </w:style>
-  <w:style w:type="paragraph" w:styleId="Title">
+  <w:style w:type="paragraph" w:styleId="P7">
     <w:name w:val="Title"/>
-    <w:basedOn w:val="Normal"/>
-    <w:next w:val="Normal"/>
+    <w:basedOn w:val="P0"/>
+    <w:next w:val="P0"/>
     <w:pPr>
       <w:keepNext w:val="1"/>
       <w:keepLines w:val="1"/>
       <w:pageBreakBefore w:val="0"/>
-      <w:spacing w:after="60" w:before="0" w:lineRule="auto"/>
+      <w:spacing w:before="0" w:after="60" w:beforeAutospacing="0" w:afterAutospacing="0"/>
     </w:pPr>
     <w:rPr>
       <w:sz w:val="52"/>
       <w:szCs w:val="52"/>
     </w:rPr>
   </w:style>
-  <w:style w:type="paragraph" w:styleId="Subtitle">
+  <w:style w:type="paragraph" w:styleId="P8">
     <w:name w:val="Subtitle"/>
-    <w:basedOn w:val="Normal"/>
-    <w:next w:val="Normal"/>
+    <w:basedOn w:val="P0"/>
+    <w:next w:val="P0"/>
     <w:pPr>
       <w:keepNext w:val="1"/>
       <w:keepLines w:val="1"/>
       <w:pageBreakBefore w:val="0"/>
-      <w:spacing w:after="320" w:before="0" w:lineRule="auto"/>
+      <w:spacing w:before="0" w:after="320" w:beforeAutospacing="0" w:afterAutospacing="0"/>
     </w:pPr>
     <w:rPr>
-      <w:rFonts w:ascii="Arial" w:cs="Arial" w:eastAsia="Arial" w:hAnsi="Arial"/>
+      <w:rFonts w:ascii="Arial" w:hAnsi="Arial" w:cs="Arial" w:eastAsia="Arial"/>
       <w:i w:val="0"/>
       <w:iCs w:val="0"/>
       <w:color w:val="666666"/>
       <w:sz w:val="30"/>
       <w:szCs w:val="30"/>
     </w:rPr>
+  </w:style>
+  <w:style w:type="character" w:styleId="C0" w:default="1">
+    <w:name w:val="Default Paragraph Font"/>
+    <w:semiHidden/>
+    <w:rPr/>
+  </w:style>
+  <w:style w:type="character" w:styleId="C1">
+    <w:name w:val="Line Number"/>
+    <w:basedOn w:val="C0"/>
+    <w:semiHidden/>
+    <w:rPr/>
+  </w:style>
+  <w:style w:type="character" w:styleId="C2">
+    <w:name w:val="Hyperlink"/>
+    <w:rPr>
+      <w:color w:val="0000FF"/>
+      <w:u w:val="single"/>
+    </w:rPr>
+  </w:style>
+  <w:style w:type="table" w:styleId="T0" w:default="1">
+    <w:name w:val="Normal Table"/>
+    <w:tblPr>
+      <w:tblCellMar>
+        <w:top w:w="0" w:type="dxa"/>
+        <w:left w:w="108" w:type="dxa"/>
+        <w:bottom w:w="0" w:type="dxa"/>
+        <w:right w:w="108" w:type="dxa"/>
+      </w:tblCellMar>
+    </w:tblPr>
+    <w:trPr/>
+    <w:tcPr/>
+  </w:style>
+  <w:style w:type="table" w:styleId="T1">
+    <w:name w:val="Table Simple 1"/>
+    <w:basedOn w:val="T0"/>
+    <w:tblPr>
+      <w:tblBorders>
+        <w:top w:val="single" w:sz="4" w:space="0" w:shadow="0" w:frame="0" w:color="000000"/>
+        <w:left w:val="single" w:sz="4" w:space="0" w:shadow="0" w:frame="0" w:color="000000"/>
+        <w:bottom w:val="single" w:sz="4" w:space="0" w:shadow="0" w:frame="0" w:color="000000"/>
+        <w:right w:val="single" w:sz="4" w:space="0" w:shadow="0" w:frame="0" w:color="000000"/>
+        <w:insideH w:val="single" w:sz="4" w:space="0" w:shadow="0" w:frame="0" w:color="000000"/>
+        <w:insideV w:val="single" w:sz="4" w:space="0" w:shadow="0" w:frame="0" w:color="000000"/>
+      </w:tblBorders>
+      <w:tblCellMar>
+        <w:top w:w="0" w:type="dxa"/>
+        <w:left w:w="108" w:type="dxa"/>
+        <w:bottom w:w="0" w:type="dxa"/>
+        <w:right w:w="108" w:type="dxa"/>
+      </w:tblCellMar>
+    </w:tblPr>
+    <w:trPr/>
+    <w:tcPr/>
+  </w:style>
+  <w:style w:type="table" w:styleId="T2">
+    <w:name w:val="TableNormal"/>
+    <w:tblPr>
+      <w:tblCellMar>
+        <w:top w:w="100" w:type="dxa"/>
+        <w:left w:w="100" w:type="dxa"/>
+        <w:bottom w:w="100" w:type="dxa"/>
+        <w:right w:w="100" w:type="dxa"/>
+      </w:tblCellMar>
+    </w:tblPr>
+    <w:trPr/>
+    <w:tcPr/>
   </w:style>
 </w:styles>
 </file>
@@ -952,6 +1041,7 @@
             </a:gs>
           </a:gsLst>
           <a:lin ang="16200000" scaled="1"/>
+          <a:tileRect/>
         </a:gradFill>
         <a:gradFill rotWithShape="1">
           <a:gsLst>
@@ -971,10 +1061,11 @@
             </a:gs>
           </a:gsLst>
           <a:lin ang="16200000" scaled="0"/>
+          <a:tileRect/>
         </a:gradFill>
       </a:fillStyleLst>
       <a:lnStyleLst>
-        <a:ln w="9525" cap="flat" cmpd="sng" algn="ctr">
+        <a:ln w="9525" cmpd="sng" algn="ctr">
           <a:solidFill>
             <a:schemeClr val="phClr">
               <a:shade val="95000"/>
@@ -983,13 +1074,13 @@
           </a:solidFill>
           <a:prstDash val="solid"/>
         </a:ln>
-        <a:ln w="25400" cap="flat" cmpd="sng" algn="ctr">
+        <a:ln w="25400" cmpd="sng" algn="ctr">
           <a:solidFill>
             <a:schemeClr val="phClr"/>
           </a:solidFill>
           <a:prstDash val="solid"/>
         </a:ln>
-        <a:ln w="38100" cap="flat" cmpd="sng" algn="ctr">
+        <a:ln w="38100" cmpd="sng" algn="ctr">
           <a:solidFill>
             <a:schemeClr val="phClr"/>
           </a:solidFill>
@@ -1065,6 +1156,7 @@
           <a:path path="circle">
             <a:fillToRect l="50000" t="-80000" r="50000" b="180000"/>
           </a:path>
+          <a:tileRect/>
         </a:gradFill>
         <a:gradFill rotWithShape="1">
           <a:gsLst>
@@ -1084,50 +1176,10 @@
           <a:path path="circle">
             <a:fillToRect l="50000" t="50000" r="50000" b="50000"/>
           </a:path>
+          <a:tileRect/>
         </a:gradFill>
       </a:bgFillStyleLst>
     </a:fmtScheme>
   </a:themeElements>
-  <a:objectDefaults>
-    <a:spDef>
-      <a:spPr/>
-      <a:bodyPr/>
-      <a:lstStyle/>
-      <a:style>
-        <a:lnRef idx="1">
-          <a:schemeClr val="accent1"/>
-        </a:lnRef>
-        <a:fillRef idx="3">
-          <a:schemeClr val="accent1"/>
-        </a:fillRef>
-        <a:effectRef idx="2">
-          <a:schemeClr val="accent1"/>
-        </a:effectRef>
-        <a:fontRef idx="minor">
-          <a:schemeClr val="lt1"/>
-        </a:fontRef>
-      </a:style>
-    </a:spDef>
-    <a:lnDef>
-      <a:spPr/>
-      <a:bodyPr/>
-      <a:lstStyle/>
-      <a:style>
-        <a:lnRef idx="2">
-          <a:schemeClr val="accent1"/>
-        </a:lnRef>
-        <a:fillRef idx="0">
-          <a:schemeClr val="accent1"/>
-        </a:fillRef>
-        <a:effectRef idx="1">
-          <a:schemeClr val="accent1"/>
-        </a:effectRef>
-        <a:fontRef idx="minor">
-          <a:schemeClr val="tx1"/>
-        </a:fontRef>
-      </a:style>
-    </a:lnDef>
-  </a:objectDefaults>
-  <a:extraClrSchemeLst/>
 </a:theme>
 </file>